--- a/discussions/1926/1926-02-20_fk_d0500.docx
+++ b/discussions/1926/1926-02-20_fk_d0500.docx
@@ -51,7 +51,50 @@
         <w:t xml:space="preserve">Källa: </w:t>
       </w:r>
       <w:r>
-        <w:t>Tal om Kvinnor: Annotated Corpus (doi:10.5281/zenodo.18211787), byggd på The Swedish Parliament Corpus (Yrjänäinen m.fl. 2024).</w:t>
+        <w:t>Tal om Kvinnor: Annotated Corpus, byggd på The Swedish Parliament Corpus (Yrjänäinen m.fl. 2024).</w:t>
+      </w:r>
+    </w:p>
+    <w:p>
+      <w:r>
+        <w:rPr>
+          <w:b/>
+        </w:rPr>
+        <w:t xml:space="preserve">Projekt: </w:t>
+      </w:r>
+      <w:hyperlink r:id="rId9">
+        <w:r>
+          <w:rPr>
+            <w:rStyle w:val="Hyperlink"/>
+          </w:rPr>
+          <w:t xml:space="preserve">https://github.com/DigitalHistory-Lund/ToK-Preparer</w:t>
+        </w:r>
+      </w:hyperlink>
+    </w:p>
+    <w:p>
+      <w:r>
+        <w:rPr>
+          <w:b/>
+        </w:rPr>
+        <w:t xml:space="preserve">DOI: </w:t>
+      </w:r>
+      <w:hyperlink r:id="rId10">
+        <w:r>
+          <w:rPr>
+            <w:rStyle w:val="Hyperlink"/>
+          </w:rPr>
+          <w:t xml:space="preserve">https://doi.org/10.5281/zenodo.18211787</w:t>
+        </w:r>
+      </w:hyperlink>
+    </w:p>
+    <w:p>
+      <w:r>
+        <w:rPr>
+          <w:b/>
+        </w:rPr>
+        <w:t xml:space="preserve">Version: </w:t>
+      </w:r>
+      <w:r>
+        <w:t>2026.10.13</w:t>
       </w:r>
     </w:p>
     <w:p>

--- a/discussions/1926/1926-02-20_fk_d0500.docx
+++ b/discussions/1926/1926-02-20_fk_d0500.docx
@@ -94,7 +94,7 @@
         <w:t xml:space="preserve">Version: </w:t>
       </w:r>
       <w:r>
-        <w:t>2026.10.13</w:t>
+        <w:t>2026.10.14</w:t>
       </w:r>
     </w:p>
     <w:p>
